--- a/Quanta, Actually - SERIES/QED Course/chapters/Lesson 82 Effective Actions.docx
+++ b/Quanta, Actually - SERIES/QED Course/chapters/Lesson 82 Effective Actions.docx
@@ -17,7 +17,7 @@
         <w:jc w:val="center"/>
       </w:pPr>
       <w:r>
-        <w:t>Lesson 82 of the Complete Quantum Electrodynamics Course</w:t>
+        <w:t>Lesson 82 of Quantum, Actually, Volume 2: A QED Course</w:t>
       </w:r>
     </w:p>
     <w:p>
@@ -122,7 +122,25 @@
         <w:pStyle w:val="ListBullet"/>
       </w:pPr>
       <w:r>
-        <w:t>Show that the one-loop effective potential is Σω_k/2 for a boson and −4Σω_k/2 for a Dirac fermion.</w:t>
+        <w:t>Show that the one-loop effective potential is Σω</w:t>
+      </w:r>
+      <w:r>
+        <w:rPr>
+          <w:vertAlign w:val="subscript"/>
+        </w:rPr>
+        <w:t>k</w:t>
+      </w:r>
+      <w:r>
+        <w:t>/2 for a boson and −4Σω</w:t>
+      </w:r>
+      <w:r>
+        <w:rPr>
+          <w:vertAlign w:val="subscript"/>
+        </w:rPr>
+        <w:t>k</w:t>
+      </w:r>
+      <w:r>
+        <w:t>/2 for a Dirac fermion.</w:t>
       </w:r>
     </w:p>
     <w:p>
@@ -231,7 +249,25 @@
           </w:tcPr>
           <w:p>
             <w:r>
-              <w:t>Mean field ⟨φ⟩_J = δW/δJ, the argument of Γ (written φ_cl in Lesson 81)</w:t>
+              <w:t>Mean field ⟨φ⟩</w:t>
+            </w:r>
+            <w:r>
+              <w:rPr>
+                <w:vertAlign w:val="subscript"/>
+              </w:rPr>
+              <w:t>J</w:t>
+            </w:r>
+            <w:r>
+              <w:t xml:space="preserve"> = δW/δJ, the argument of Γ (written φ</w:t>
+            </w:r>
+            <w:r>
+              <w:rPr>
+                <w:vertAlign w:val="subscript"/>
+              </w:rPr>
+              <w:t>cl</w:t>
+            </w:r>
+            <w:r>
+              <w:t xml:space="preserve"> in Lesson 81)</w:t>
             </w:r>
           </w:p>
         </w:tc>
@@ -343,7 +379,13 @@
           </w:tcPr>
           <w:p>
             <w:r>
-              <w:t>Full connected two-point function, ⟨Tφφ⟩_c</w:t>
+              <w:t>Full connected two-point function, ⟨Tφφ⟩</w:t>
+            </w:r>
+            <w:r>
+              <w:rPr>
+                <w:vertAlign w:val="subscript"/>
+              </w:rPr>
+              <w:t>c</w:t>
             </w:r>
           </w:p>
         </w:tc>
@@ -436,7 +478,13 @@
           </w:tcPr>
           <w:p>
             <w:r>
-              <w:t>V_eff</w:t>
+              <w:t>V</w:t>
+            </w:r>
+            <w:r>
+              <w:rPr>
+                <w:vertAlign w:val="subscript"/>
+              </w:rPr>
+              <w:t>eff</w:t>
             </w:r>
           </w:p>
         </w:tc>
@@ -453,7 +501,16 @@
           </w:tcPr>
           <w:p>
             <w:r>
-              <w:t>Effective potential, Γ = −∫d⁴x V_eff for constant φ</w:t>
+              <w:t>Effective potential, Γ = −∫d⁴x V</w:t>
+            </w:r>
+            <w:r>
+              <w:rPr>
+                <w:vertAlign w:val="subscript"/>
+              </w:rPr>
+              <w:t>eff</w:t>
+            </w:r>
+            <w:r>
+              <w:t xml:space="preserve"> for constant φ</w:t>
             </w:r>
           </w:p>
         </w:tc>
@@ -945,7 +1002,34 @@
     </w:p>
     <w:p>
       <w:r>
-        <w:t>Lesson 81 gave W₀ = (i/2)∫JD_FJ and φ = iD_FJ. With D_F = iK⁻¹, φ = −K⁻¹J, so J = −Kφ. Then W₀ = (i/2)(i)∫JK⁻¹J = −½∫JK⁻¹J = −½∫φKφ, and</w:t>
+        <w:t>Lesson 81 gave W₀ = (i/2)∫JD</w:t>
+      </w:r>
+      <w:r>
+        <w:rPr>
+          <w:vertAlign w:val="subscript"/>
+        </w:rPr>
+        <w:t>FJ</w:t>
+      </w:r>
+      <w:r>
+        <w:t xml:space="preserve"> and φ = iD</w:t>
+      </w:r>
+      <w:r>
+        <w:rPr>
+          <w:vertAlign w:val="subscript"/>
+        </w:rPr>
+        <w:t>FJ</w:t>
+      </w:r>
+      <w:r>
+        <w:t>. With D</w:t>
+      </w:r>
+      <w:r>
+        <w:rPr>
+          <w:vertAlign w:val="subscript"/>
+        </w:rPr>
+        <w:t>F</w:t>
+      </w:r>
+      <w:r>
+        <w:t xml:space="preserve"> = iK⁻¹, φ = −K⁻¹J, so J = −Kφ. Then W₀ = (i/2)(i)∫JK⁻¹J = −½∫JK⁻¹J = −½∫φKφ, and</w:t>
       </w:r>
     </w:p>
     <w:p>
@@ -1341,7 +1425,16 @@
     </w:p>
     <w:p>
       <w:r>
-        <w:t>For the free field, G = D_F = iK⁻¹, so Γ⁽²⁾ = K, in agreement with Worked example 1. With interactions, Lesson 68's geometric series gives, for a scalar with 1PI self-energy −iΣ(p²), G = i/(p² − m₀² − Σ). Then</w:t>
+        <w:t>For the free field, G = D</w:t>
+      </w:r>
+      <w:r>
+        <w:rPr>
+          <w:vertAlign w:val="subscript"/>
+        </w:rPr>
+        <w:t>F</w:t>
+      </w:r>
+      <w:r>
+        <w:t xml:space="preserve"> = iK⁻¹, so Γ⁽²⁾ = K, in agreement with Worked example 1. With interactions, Lesson 68's geometric series gives, for a scalar with 1PI self-energy −iΣ(p²), G = i/(p² − m₀² − Σ). Then</w:t>
       </w:r>
     </w:p>
     <w:p>
@@ -1440,7 +1533,34 @@
     </w:p>
     <w:p>
       <w:r>
-        <w:t>The self-energy appears in Γ directly, with no resummation needed. The physical mass is the zero of Γ⁽²⁾, where the full propagator has its pole. For the electron, in Lesson 68's convention, Γ⁽²⁾ = p̸ − m₀ − Σ(p). For the photon, Lesson 69's D′ = −ig_{μν}/[q²(1 − Π)] gives Γ⁽²⁾_{μν} = −q²[1 − Π(q²)]g_{μν} in the transverse part. Charge renormalization is the statement that the coefficient of the photon's kinetic term in Γ is fixed at q² = 0.</w:t>
+        <w:t>The self-energy appears in Γ directly, with no resummation needed. The physical mass is the zero of Γ⁽²⁾, where the full propagator has its pole. For the electron, in Lesson 68's convention, Γ⁽²⁾ = p̸ − m₀ − Σ(p). For the photon, Lesson 69's D′ = −ig</w:t>
+      </w:r>
+      <w:r>
+        <w:rPr>
+          <w:vertAlign w:val="subscript"/>
+        </w:rPr>
+        <w:t>μν</w:t>
+      </w:r>
+      <w:r>
+        <w:t>/[q²(1 − Π)] gives Γ⁽²⁾</w:t>
+      </w:r>
+      <w:r>
+        <w:rPr>
+          <w:vertAlign w:val="subscript"/>
+        </w:rPr>
+        <w:t>μν</w:t>
+      </w:r>
+      <w:r>
+        <w:t xml:space="preserve"> = −q²[1 − Π(q²)]g</w:t>
+      </w:r>
+      <w:r>
+        <w:rPr>
+          <w:vertAlign w:val="subscript"/>
+        </w:rPr>
+        <w:t>μν</w:t>
+      </w:r>
+      <w:r>
+        <w:t xml:space="preserve"> in the transverse part. Charge renormalization is the statement that the coefficient of the photon's kinetic term in Γ is fixed at q² = 0.</w:t>
       </w:r>
     </w:p>
     <w:p>
@@ -1620,7 +1740,52 @@
     </w:p>
     <w:p>
       <w:r>
-        <w:t>The connected three-point function is three full propagators attached to Γ⁽³⁾. Γ⁽³⁾ is therefore the three-point function with its full external propagators removed, the amputated vertex. It cannot be cut into pieces by one line, because no internal line connects two external points. In QED, Γ⁽³⁾ is Lesson 76's vertex function, ieΓ^μ, with Γ^μ = γ^μF₁ + (iσ^{μν}q_ν/2m)F₂.</w:t>
+        <w:t>The connected three-point function is three full propagators attached to Γ⁽³⁾. Γ⁽³⁾ is therefore the three-point function with its full external propagators removed, the amputated vertex. It cannot be cut into pieces by one line, because no internal line connects two external points. In QED, Γ⁽³⁾ is Lesson 76's vertex function, ieΓ</w:t>
+      </w:r>
+      <w:r>
+        <w:rPr>
+          <w:vertAlign w:val="superscript"/>
+        </w:rPr>
+        <w:t>μ</w:t>
+      </w:r>
+      <w:r>
+        <w:t>, with Γ</w:t>
+      </w:r>
+      <w:r>
+        <w:rPr>
+          <w:vertAlign w:val="superscript"/>
+        </w:rPr>
+        <w:t>μ</w:t>
+      </w:r>
+      <w:r>
+        <w:t xml:space="preserve"> = γ</w:t>
+      </w:r>
+      <w:r>
+        <w:rPr>
+          <w:vertAlign w:val="superscript"/>
+        </w:rPr>
+        <w:t>μ</w:t>
+      </w:r>
+      <w:r>
+        <w:t>F₁ + (iσ</w:t>
+      </w:r>
+      <w:r>
+        <w:rPr>
+          <w:vertAlign w:val="superscript"/>
+        </w:rPr>
+        <w:t>μν</w:t>
+      </w:r>
+      <w:r>
+        <w:t>q</w:t>
+      </w:r>
+      <w:r>
+        <w:rPr>
+          <w:vertAlign w:val="subscript"/>
+        </w:rPr>
+        <w:t>ν</w:t>
+      </w:r>
+      <w:r>
+        <w:t>/2m)F₂.</w:t>
       </w:r>
     </w:p>
     <w:p>
@@ -1646,7 +1811,34 @@
     </w:p>
     <w:p>
       <w:r>
-        <w:t>Restore ℏ, so that the weight is exp[(i/ℏ)(S + ∫Jφ)]. Each propagator is the inverse of the kinetic operator in S/ℏ, so it carries a factor ℏ. Each vertex comes from S/ℏ, so it carries 1/ℏ. A connected diagram with I internal lines and V vertices has L = I − V + 1 loops, so it is proportional to ℏ^{I−V} = ℏ^{L−1}. Writing Z = e^{iW/ℏ}, the expansion of W, and of Γ, in powers of ℏ is an expansion in the number of loops. Tree diagrams are order ℏ⁰, the classical theory. One-loop terms are order ℏ. A loop expansion is a semiclassical expansion, not an expansion in a coupling, although in QED the two coincide because each loop costs a factor α.</w:t>
+        <w:t>Restore ℏ, so that the weight is exp[(i/ℏ)(S + ∫Jφ)]. Each propagator is the inverse of the kinetic operator in S/ℏ, so it carries a factor ℏ. Each vertex comes from S/ℏ, so it carries 1/ℏ. A connected diagram with I internal lines and V vertices has L = I − V + 1 loops, so it is proportional to ℏ</w:t>
+      </w:r>
+      <w:r>
+        <w:rPr>
+          <w:vertAlign w:val="superscript"/>
+        </w:rPr>
+        <w:t>I−V</w:t>
+      </w:r>
+      <w:r>
+        <w:t xml:space="preserve"> = ℏ</w:t>
+      </w:r>
+      <w:r>
+        <w:rPr>
+          <w:vertAlign w:val="superscript"/>
+        </w:rPr>
+        <w:t>L−1</w:t>
+      </w:r>
+      <w:r>
+        <w:t>. Writing Z = e</w:t>
+      </w:r>
+      <w:r>
+        <w:rPr>
+          <w:vertAlign w:val="superscript"/>
+        </w:rPr>
+        <w:t>iW/ℏ</w:t>
+      </w:r>
+      <w:r>
+        <w:t>, the expansion of W, and of Γ, in powers of ℏ is an expansion in the number of loops. Tree diagrams are order ℏ⁰, the classical theory. One-loop terms are order ℏ. A loop expansion is a semiclassical expansion, not an expansion in a coupling, although in QED the two coincide because each loop costs a factor α.</w:t>
       </w:r>
     </w:p>
     <w:p>
@@ -2306,7 +2498,25 @@
     </w:p>
     <w:p>
       <w:r>
-        <w:t>For a constant φ, translation invariance makes Γ proportional to the spacetime volume VT. Since S = ∫[½(∂φ)² − V(φ)], define V_eff by Γ = −VT·V_eff(φ). For constant φ, S″ = −∂² − V″(φ). Write M² = V″(φ), the mass of a fluctuation in that background. In momentum space,</w:t>
+        <w:t>For a constant φ, translation invariance makes Γ proportional to the spacetime volume VT. Since S = ∫[½(∂φ)² − V(φ)], define V</w:t>
+      </w:r>
+      <w:r>
+        <w:rPr>
+          <w:vertAlign w:val="subscript"/>
+        </w:rPr>
+        <w:t>eff</w:t>
+      </w:r>
+      <w:r>
+        <w:t xml:space="preserve"> by Γ = −VT·V</w:t>
+      </w:r>
+      <w:r>
+        <w:rPr>
+          <w:vertAlign w:val="subscript"/>
+        </w:rPr>
+        <w:t>eff</w:t>
+      </w:r>
+      <w:r>
+        <w:t>(φ). For constant φ, S″ = −∂² − V″(φ). Write M² = V″(φ), the mass of a fluctuation in that background. In momentum space,</w:t>
       </w:r>
     </w:p>
     <w:p>
@@ -2527,7 +2737,25 @@
     </w:p>
     <w:p>
       <w:r>
-        <w:t>Rotate k⁰ = ik₄, so d⁴k = i d⁴k_E and k² = −k_E². Up to a constant independent of φ,</w:t>
+        <w:t>Rotate k⁰ = ik₄, so d⁴k = i d⁴k</w:t>
+      </w:r>
+      <w:r>
+        <w:rPr>
+          <w:vertAlign w:val="subscript"/>
+        </w:rPr>
+        <w:t>E</w:t>
+      </w:r>
+      <w:r>
+        <w:t xml:space="preserve"> and k² = −k</w:t>
+      </w:r>
+      <w:r>
+        <w:rPr>
+          <w:vertAlign w:val="subscript"/>
+        </w:rPr>
+        <w:t>E</w:t>
+      </w:r>
+      <w:r>
+        <w:t>². Up to a constant independent of φ,</w:t>
       </w:r>
     </w:p>
     <w:p>
@@ -2694,12 +2922,93 @@
     </w:p>
     <w:p>
       <w:r>
-        <w:t>Show that the one-loop term is the zero-point energy of the fluctuations, ½Σω_k per unit volume, with ω_k = √(|k|² + M²).</w:t>
+        <w:t>Show that the one-loop term is the zero-point energy of the fluctuations, ½Σω</w:t>
+      </w:r>
+      <w:r>
+        <w:rPr>
+          <w:vertAlign w:val="subscript"/>
+        </w:rPr>
+        <w:t>k</w:t>
+      </w:r>
+      <w:r>
+        <w:t xml:space="preserve"> per unit volume, with ω</w:t>
+      </w:r>
+      <w:r>
+        <w:rPr>
+          <w:vertAlign w:val="subscript"/>
+        </w:rPr>
+        <w:t>k</w:t>
+      </w:r>
+      <w:r>
+        <w:t xml:space="preserve"> = √(|k|² + M²).</w:t>
       </w:r>
     </w:p>
     <w:p>
       <w:r>
-        <w:t>Differentiate with respect to M². The one-loop term gives ½∫d⁴k_E/(2π)⁴ 1/(k_E² + M²). Do the k₄ integral first: ∫dk₄/2π 1/(k₄² + ω_k²) = 1/(2ω_k). That leaves ½∫d³k/(2π)³ 1/(2ω_k). Since ∂ω_k/∂M² = 1/(2ω_k), this is the M² derivative of</w:t>
+        <w:t>Differentiate with respect to M². The one-loop term gives ½∫d⁴k</w:t>
+      </w:r>
+      <w:r>
+        <w:rPr>
+          <w:vertAlign w:val="subscript"/>
+        </w:rPr>
+        <w:t>E</w:t>
+      </w:r>
+      <w:r>
+        <w:t>/(2π)⁴ 1/(k</w:t>
+      </w:r>
+      <w:r>
+        <w:rPr>
+          <w:vertAlign w:val="subscript"/>
+        </w:rPr>
+        <w:t>E</w:t>
+      </w:r>
+      <w:r>
+        <w:t>² + M²). Do the k₄ integral first: ∫dk₄/2π 1/(k₄² + ω</w:t>
+      </w:r>
+      <w:r>
+        <w:rPr>
+          <w:vertAlign w:val="subscript"/>
+        </w:rPr>
+        <w:t>k</w:t>
+      </w:r>
+      <w:r>
+        <w:t>²) = 1/(2ω</w:t>
+      </w:r>
+      <w:r>
+        <w:rPr>
+          <w:vertAlign w:val="subscript"/>
+        </w:rPr>
+        <w:t>k</w:t>
+      </w:r>
+      <w:r>
+        <w:t>). That leaves ½∫d³k/(2π)³ 1/(2ω</w:t>
+      </w:r>
+      <w:r>
+        <w:rPr>
+          <w:vertAlign w:val="subscript"/>
+        </w:rPr>
+        <w:t>k</w:t>
+      </w:r>
+      <w:r>
+        <w:t>). Since ∂ω</w:t>
+      </w:r>
+      <w:r>
+        <w:rPr>
+          <w:vertAlign w:val="subscript"/>
+        </w:rPr>
+        <w:t>k</w:t>
+      </w:r>
+      <w:r>
+        <w:t>/∂M² = 1/(2ω</w:t>
+      </w:r>
+      <w:r>
+        <w:rPr>
+          <w:vertAlign w:val="subscript"/>
+        </w:rPr>
+        <w:t>k</w:t>
+      </w:r>
+      <w:r>
+        <w:t>), this is the M² derivative of</w:t>
       </w:r>
     </w:p>
     <w:p>
@@ -2797,12 +3106,39 @@
     </w:p>
     <w:p>
       <w:r>
-        <w:t>Up to a constant, the one-loop effective potential is the sum of ½ω_k over all modes of the field fluctuating about φ. Lesson 80's oscillator had E₀ = ω/2 from its fluctuation determinant, and this is the same calculation with one oscillator per momentum. The integral diverges like k⁴, k²M², and M⁴ log k. Renormalization (Lesson 67) absorbs the divergences into the constant, mass, and coupling terms of V. The finite remainder depends on φ through M²(φ), and this dependence can move the minimum of V_eff away from the classical one. That is the Coleman–Weinberg mechanism.</w:t>
+        <w:t>Up to a constant, the one-loop effective potential is the sum of ½ω</w:t>
+      </w:r>
+      <w:r>
+        <w:rPr>
+          <w:vertAlign w:val="subscript"/>
+        </w:rPr>
+        <w:t>k</w:t>
+      </w:r>
+      <w:r>
+        <w:t xml:space="preserve"> over all modes of the field fluctuating about φ. Lesson 80's oscillator had E₀ = ω/2 from its fluctuation determinant, and this is the same calculation with one oscillator per momentum. The integral diverges like k⁴, k²M², and M⁴ log k. Renormalization (Lesson 67) absorbs the divergences into the constant, mass, and coupling terms of V. The finite remainder depends on φ through M²(φ), and this dependence can move the minimum of V</w:t>
+      </w:r>
+      <w:r>
+        <w:rPr>
+          <w:vertAlign w:val="subscript"/>
+        </w:rPr>
+        <w:t>eff</w:t>
+      </w:r>
+      <w:r>
+        <w:t xml:space="preserve"> away from the classical one. That is the Coleman–Weinberg mechanism.</w:t>
       </w:r>
     </w:p>
     <w:p>
       <w:r>
-        <w:t>For a Dirac field, det(p̸ − m) = (p² − m²)² over the four spinor components. Combined with the factor −i in place of i/2, this gives V₁ = −4∫d³k/(2π)³ ω_k/2. The four counts two spin states each for particle and antiparticle. The minus sign is the Fermi sea: filling the negative-energy states lowers the vacuum energy. Lesson 80's closed-loop sign has become a sign in an energy.</w:t>
+        <w:t>For a Dirac field, det(p̸ − m) = (p² − m²)² over the four spinor components. Combined with the factor −i in place of i/2, this gives V₁ = −4∫d³k/(2π)³ ω</w:t>
+      </w:r>
+      <w:r>
+        <w:rPr>
+          <w:vertAlign w:val="subscript"/>
+        </w:rPr>
+        <w:t>k</w:t>
+      </w:r>
+      <w:r>
+        <w:t>/2. The four counts two spin states each for particle and antiparticle. The minus sign is the Fermi sea: filling the negative-energy states lowers the vacuum energy. Lesson 80's closed-loop sign has become a sign in an energy.</w:t>
       </w:r>
     </w:p>
     <w:p>
@@ -2823,7 +3159,34 @@
     </w:p>
     <w:p>
       <w:r>
-        <w:t>Hold the photon field A fixed and do the electron integral exactly. It is Gaussian, with kinetic operator K[A] = i∂̸ + eA̸ − m, from the covariant derivative D_μ = ∂_μ + iqA_μ with q = −e. The result is</w:t>
+        <w:t>Hold the photon field A fixed and do the electron integral exactly. It is Gaussian, with kinetic operator K[A] = i∂̸ + eA̸ − m, from the covariant derivative D</w:t>
+      </w:r>
+      <w:r>
+        <w:rPr>
+          <w:vertAlign w:val="subscript"/>
+        </w:rPr>
+        <w:t>μ</w:t>
+      </w:r>
+      <w:r>
+        <w:t xml:space="preserve"> = ∂</w:t>
+      </w:r>
+      <w:r>
+        <w:rPr>
+          <w:vertAlign w:val="subscript"/>
+        </w:rPr>
+        <w:t>μ</w:t>
+      </w:r>
+      <w:r>
+        <w:t xml:space="preserve"> + iqA</w:t>
+      </w:r>
+      <w:r>
+        <w:rPr>
+          <w:vertAlign w:val="subscript"/>
+        </w:rPr>
+        <w:t>μ</w:t>
+      </w:r>
+      <w:r>
+        <w:t xml:space="preserve"> with q = −e. The result is</w:t>
       </w:r>
     </w:p>
     <w:p>
@@ -2962,7 +3325,16 @@
     </w:p>
     <w:p>
       <w:r>
-        <w:t>at one electron loop. Expanding the logarithm in powers of eA̸ produces closed electron loops with any number of photon legs attached. Furry's theorem (Lesson 63) removes the odd numbers. Gauge invariance makes the result a functional of F_{μν} alone.</w:t>
+        <w:t>at one electron loop. Expanding the logarithm in powers of eA̸ produces closed electron loops with any number of photon legs attached. Furry's theorem (Lesson 63) removes the odd numbers. Gauge invariance makes the result a functional of F</w:t>
+      </w:r>
+      <w:r>
+        <w:rPr>
+          <w:vertAlign w:val="subscript"/>
+        </w:rPr>
+        <w:t>μν</w:t>
+      </w:r>
+      <w:r>
+        <w:t xml:space="preserve"> alone.</w:t>
       </w:r>
     </w:p>
     <w:p>
@@ -3164,7 +3536,25 @@
     </w:p>
     <w:p>
       <w:r>
-        <w:t>after the charge is renormalized so that Π̂(0) = 0. The running charge of Lesson 69 is this momentum-dependent coefficient of the Maxwell term. At low momentum, Π̂(q²) ≈ −(α/15π)q²/m², which is Lesson 78's (α/15π)Q²/m² for spacelike q² = −Q². It gives a local term (α/60πm²)F_{μν}∂²F^{μν} in the effective Lagrangian. That is the Uehling term of Lesson 78, now written as a correction to the classical action.</w:t>
+        <w:t>after the charge is renormalized so that Π̂(0) = 0. The running charge of Lesson 69 is this momentum-dependent coefficient of the Maxwell term. At low momentum, Π̂(q²) ≈ −(α/15π)q²/m², which is Lesson 78's (α/15π)Q²/m² for spacelike q² = −Q². It gives a local term (α/60πm²)F</w:t>
+      </w:r>
+      <w:r>
+        <w:rPr>
+          <w:vertAlign w:val="subscript"/>
+        </w:rPr>
+        <w:t>μν</w:t>
+      </w:r>
+      <w:r>
+        <w:t>∂²F</w:t>
+      </w:r>
+      <w:r>
+        <w:rPr>
+          <w:vertAlign w:val="superscript"/>
+        </w:rPr>
+        <w:t>μν</w:t>
+      </w:r>
+      <w:r>
+        <w:t xml:space="preserve"> in the effective Lagrangian. That is the Uehling term of Lesson 78, now written as a correction to the classical action.</w:t>
       </w:r>
     </w:p>
     <w:p>
@@ -3393,7 +3783,70 @@
     </w:p>
     <w:p>
       <w:r>
-        <w:t>The ratio for a pure electric field is (2α²/45m⁴)E⁴/(½E²) = (4α²/45)E²/m⁴. Write eE/m² = E/E_c, where E_c = m²c³/(eℏ) = 1.32×10¹⁸ V/m is the field that does work mc² on an electron over one Compton wavelength. Then E²/m⁴ = (E/E_c)²/e², with e² = 4πα. So the ratio is (α/45π)(E/E_c)². For E = 10¹⁴ V/m, E/E_c = 7.6×10⁻⁵, and the ratio is 5.2×10⁻⁵ × 5.7×10⁻⁹ ≈ 3×10⁻¹³. Even the strongest lasers barely disturb the linearity of the vacuum. The effect has been seen in collisions of lead nuclei at the LHC, whose Coulomb fields briefly exceed E_c. ATLAS reported evidence for γγ → γγ there in 2017 and an observation in 2019, and CMS reported evidence in 2019. Near E_c the expansion fails, and Lesson 86 shows that Γ[A] then acquires an imaginary part: the vacuum decays into pairs.</w:t>
+        <w:t>The ratio for a pure electric field is (2α²/45m⁴)E⁴/(½E²) = (4α²/45)E²/m⁴. Write eE/m² = E/E</w:t>
+      </w:r>
+      <w:r>
+        <w:rPr>
+          <w:vertAlign w:val="subscript"/>
+        </w:rPr>
+        <w:t>c</w:t>
+      </w:r>
+      <w:r>
+        <w:t>, where E</w:t>
+      </w:r>
+      <w:r>
+        <w:rPr>
+          <w:vertAlign w:val="subscript"/>
+        </w:rPr>
+        <w:t>c</w:t>
+      </w:r>
+      <w:r>
+        <w:t xml:space="preserve"> = m²c³/(eℏ) = 1.32×10¹⁸ V/m is the field that does work mc² on an electron over one Compton wavelength. Then E²/m⁴ = (E/E</w:t>
+      </w:r>
+      <w:r>
+        <w:rPr>
+          <w:vertAlign w:val="subscript"/>
+        </w:rPr>
+        <w:t>c</w:t>
+      </w:r>
+      <w:r>
+        <w:t>)²/e², with e² = 4πα. So the ratio is (α/45π)(E/E</w:t>
+      </w:r>
+      <w:r>
+        <w:rPr>
+          <w:vertAlign w:val="subscript"/>
+        </w:rPr>
+        <w:t>c</w:t>
+      </w:r>
+      <w:r>
+        <w:t>)². For E = 10¹⁴ V/m, E/E</w:t>
+      </w:r>
+      <w:r>
+        <w:rPr>
+          <w:vertAlign w:val="subscript"/>
+        </w:rPr>
+        <w:t>c</w:t>
+      </w:r>
+      <w:r>
+        <w:t xml:space="preserve"> = 7.6×10⁻⁵, and the ratio is 5.2×10⁻⁵ × 5.7×10⁻⁹ ≈ 3×10⁻¹³. Even the strongest lasers barely disturb the linearity of the vacuum. The effect has been seen in collisions of lead nuclei at the LHC, whose Coulomb fields briefly exceed E</w:t>
+      </w:r>
+      <w:r>
+        <w:rPr>
+          <w:vertAlign w:val="subscript"/>
+        </w:rPr>
+        <w:t>c</w:t>
+      </w:r>
+      <w:r>
+        <w:t>. ATLAS reported evidence for γγ → γγ there in 2017 and an observation in 2019, and CMS reported evidence in 2019. Near E</w:t>
+      </w:r>
+      <w:r>
+        <w:rPr>
+          <w:vertAlign w:val="subscript"/>
+        </w:rPr>
+        <w:t>c</w:t>
+      </w:r>
+      <w:r>
+        <w:t xml:space="preserve"> the expansion fails, and Lesson 86 shows that Γ[A] then acquires an imaginary part: the vacuum decays into pairs.</w:t>
       </w:r>
     </w:p>
     <w:p>
@@ -3427,7 +3880,25 @@
     </w:p>
     <w:p>
       <w:r>
-        <w:t>If S and the measure are invariant under a linear transformation of the fields, then so is Γ. Gauge invariance therefore constrains Γ directly. Lesson 72's Ward–Takahashi identity, q_μΓ^μ(p + q, p) = S′⁻¹(p + q) − S′⁻¹(p), is a relation between Γ⁽³⁾ and Γ⁽²⁾ of the electron. Its consequence Z₁ = Z₂ is the reason the electric charge is renormalized only by the photon's Γ⁽²⁾, Section 3.1. Lesson 83 derives such identities from a change of variables in the path integral.</w:t>
+        <w:t>If S and the measure are invariant under a linear transformation of the fields, then so is Γ. Gauge invariance therefore constrains Γ directly. Lesson 72's Ward–Takahashi identity, q</w:t>
+      </w:r>
+      <w:r>
+        <w:rPr>
+          <w:vertAlign w:val="subscript"/>
+        </w:rPr>
+        <w:t>μ</w:t>
+      </w:r>
+      <w:r>
+        <w:t>Γ</w:t>
+      </w:r>
+      <w:r>
+        <w:rPr>
+          <w:vertAlign w:val="superscript"/>
+        </w:rPr>
+        <w:t>μ</w:t>
+      </w:r>
+      <w:r>
+        <w:t>(p + q, p) = S′⁻¹(p + q) − S′⁻¹(p), is a relation between Γ⁽³⁾ and Γ⁽²⁾ of the electron. Its consequence Z₁ = Z₂ is the reason the electric charge is renormalized only by the photon's Γ⁽²⁾, Section 3.1. Lesson 83 derives such identities from a change of variables in the path integral.</w:t>
       </w:r>
     </w:p>
     <w:p>
@@ -3709,7 +4180,16 @@
           </w:tcPr>
           <w:p>
             <w:r>
-              <w:t>Γ[A] = S_Maxwell − i Tr log K[A]</w:t>
+              <w:t>Γ[A] = S</w:t>
+            </w:r>
+            <w:r>
+              <w:rPr>
+                <w:vertAlign w:val="subscript"/>
+              </w:rPr>
+              <w:t>M</w:t>
+            </w:r>
+            <w:r>
+              <w:t>axwell − i Tr log K[A]</w:t>
             </w:r>
           </w:p>
         </w:tc>
@@ -3846,7 +4326,25 @@
         </w:numPr>
       </w:pPr>
       <w:r>
-        <w:t>For constant fields, the one-loop effective potential is the zero-point energy Σω_k/2 of the fluctuations, and −4Σω_k/2 for a Dirac fermion.</w:t>
+        <w:t>For constant fields, the one-loop effective potential is the zero-point energy Σω</w:t>
+      </w:r>
+      <w:r>
+        <w:rPr>
+          <w:vertAlign w:val="subscript"/>
+        </w:rPr>
+        <w:t>k</w:t>
+      </w:r>
+      <w:r>
+        <w:t>/2 of the fluctuations, and −4Σω</w:t>
+      </w:r>
+      <w:r>
+        <w:rPr>
+          <w:vertAlign w:val="subscript"/>
+        </w:rPr>
+        <w:t>k</w:t>
+      </w:r>
+      <w:r>
+        <w:t>/2 for a Dirac fermion.</w:t>
       </w:r>
     </w:p>
     <w:p>
@@ -3858,7 +4356,16 @@
         </w:numPr>
       </w:pPr>
       <w:r>
-        <w:t>Integrating out the electron gives Γ[A]. Its quadratic term is vacuum polarization and the running charge. Its quartic term is the Euler–Heisenberg Lagrangian, a ratio (α/45π)(E/E_c)² to Maxwell.</w:t>
+        <w:t>Integrating out the electron gives Γ[A]. Its quadratic term is vacuum polarization and the running charge. Its quartic term is the Euler–Heisenberg Lagrangian, a ratio (α/45π)(E/E</w:t>
+      </w:r>
+      <w:r>
+        <w:rPr>
+          <w:vertAlign w:val="subscript"/>
+        </w:rPr>
+        <w:t>c</w:t>
+      </w:r>
+      <w:r>
+        <w:t>)² to Maxwell.</w:t>
       </w:r>
     </w:p>
     <w:p>
@@ -3971,7 +4478,13 @@
           </w:tcPr>
           <w:p>
             <w:r>
-              <w:t>Derive δΓ/δφ = −J, showing which terms cancel.</w:t>
+              <w:rPr>
+                <w:b/>
+              </w:rPr>
+              <w:t>Extension.</w:t>
+            </w:r>
+            <w:r>
+              <w:t xml:space="preserve"> Derive δΓ/δφ = −J, showing which terms cancel.</w:t>
             </w:r>
           </w:p>
         </w:tc>
@@ -4009,7 +4522,13 @@
           </w:tcPr>
           <w:p>
             <w:r>
-              <w:t>Compute Γ₀ for the free scalar and confirm Γ₀ = S₀.</w:t>
+              <w:rPr>
+                <w:b/>
+              </w:rPr>
+              <w:t>Core.</w:t>
+            </w:r>
+            <w:r>
+              <w:t xml:space="preserve"> Compute Γ₀ for the free scalar and confirm Γ₀ = S₀.</w:t>
             </w:r>
           </w:p>
         </w:tc>
@@ -4045,7 +4564,13 @@
           </w:tcPr>
           <w:p>
             <w:r>
-              <w:t>Do the Legendre transform for a single variable with W(j) = j²/2a, and find Γ(φ).</w:t>
+              <w:rPr>
+                <w:b/>
+              </w:rPr>
+              <w:t>Extension.</w:t>
+            </w:r>
+            <w:r>
+              <w:t xml:space="preserve"> Do the Legendre transform for a single variable with W(j) = j²/2a, and find Γ(φ).</w:t>
             </w:r>
           </w:p>
         </w:tc>
@@ -4083,7 +4608,13 @@
           </w:tcPr>
           <w:p>
             <w:r>
-              <w:t>Derive Γ⁽²⁾ = iG⁻¹ from δφ/δφ = 1.</w:t>
+              <w:rPr>
+                <w:b/>
+              </w:rPr>
+              <w:t>Extension.</w:t>
+            </w:r>
+            <w:r>
+              <w:t xml:space="preserve"> Derive Γ⁽²⁾ = iG⁻¹ from δφ/δφ = 1.</w:t>
             </w:r>
           </w:p>
         </w:tc>
@@ -4119,7 +4650,13 @@
           </w:tcPr>
           <w:p>
             <w:r>
-              <w:t>Using the chain G = D + D(−iΣ)D + ⋯, show that iG⁻¹ = K − Σ.</w:t>
+              <w:rPr>
+                <w:b/>
+              </w:rPr>
+              <w:t>Core.</w:t>
+            </w:r>
+            <w:r>
+              <w:t xml:space="preserve"> Using the chain G = D + D(−iΣ)D + ⋯, show that iG⁻¹ = K − Σ.</w:t>
             </w:r>
           </w:p>
         </w:tc>
@@ -4157,7 +4694,13 @@
           </w:tcPr>
           <w:p>
             <w:r>
-              <w:t>For the electron, write the condition for the physical mass as a zero of Γ⁽²⁾, and connect it to Lesson 68, Section 3.1.</w:t>
+              <w:rPr>
+                <w:b/>
+              </w:rPr>
+              <w:t>Core.</w:t>
+            </w:r>
+            <w:r>
+              <w:t xml:space="preserve"> For the electron, write the condition for the physical mass as a zero of Γ⁽²⁾, and connect it to Lesson 68, Section 3.1.</w:t>
             </w:r>
           </w:p>
         </w:tc>
@@ -4193,7 +4736,13 @@
           </w:tcPr>
           <w:p>
             <w:r>
-              <w:t>Derive W⁽³⁾ = W⁽²⁾W⁽²⁾W⁽²⁾Γ⁽³⁾.</w:t>
+              <w:rPr>
+                <w:b/>
+              </w:rPr>
+              <w:t>Extension.</w:t>
+            </w:r>
+            <w:r>
+              <w:t xml:space="preserve"> Derive W⁽³⁾ = W⁽²⁾W⁽²⁾W⁽²⁾Γ⁽³⁾.</w:t>
             </w:r>
           </w:p>
         </w:tc>
@@ -4231,7 +4780,13 @@
           </w:tcPr>
           <w:p>
             <w:r>
-              <w:t>Draw the trees that make up the connected four-point function in terms of Γ⁽³⁾, Γ⁽⁴⁾, and G.</w:t>
+              <w:rPr>
+                <w:b/>
+              </w:rPr>
+              <w:t>Core.</w:t>
+            </w:r>
+            <w:r>
+              <w:t xml:space="preserve"> Draw the trees that make up the connected four-point function in terms of Γ⁽³⁾, Γ⁽⁴⁾, and G.</w:t>
             </w:r>
           </w:p>
         </w:tc>
@@ -4267,7 +4822,22 @@
           </w:tcPr>
           <w:p>
             <w:r>
-              <w:t>Show that a diagram with I internal lines and V vertices is proportional to ℏ^{L−1}.</w:t>
+              <w:rPr>
+                <w:b/>
+              </w:rPr>
+              <w:t>Core.</w:t>
+            </w:r>
+            <w:r>
+              <w:t xml:space="preserve"> Show that a diagram with I internal lines and V vertices is proportional to ℏ</w:t>
+            </w:r>
+            <w:r>
+              <w:rPr>
+                <w:vertAlign w:val="superscript"/>
+              </w:rPr>
+              <w:t>L−1</w:t>
+            </w:r>
+            <w:r>
+              <w:t>.</w:t>
             </w:r>
           </w:p>
         </w:tc>
@@ -4305,7 +4875,13 @@
           </w:tcPr>
           <w:p>
             <w:r>
-              <w:t>Explain why the shift from φ₀ to φ does not change Γ at order ℏ.</w:t>
+              <w:rPr>
+                <w:b/>
+              </w:rPr>
+              <w:t>Core.</w:t>
+            </w:r>
+            <w:r>
+              <w:t xml:space="preserve"> Explain why the shift from φ₀ to φ does not change Γ at order ℏ.</w:t>
             </w:r>
           </w:p>
         </w:tc>
@@ -4341,7 +4917,13 @@
           </w:tcPr>
           <w:p>
             <w:r>
-              <w:t>Do the k₄ integral ∫dk₄/2π (k₄² + ω²)⁻¹ = 1/2ω by contour or by substitution.</w:t>
+              <w:rPr>
+                <w:b/>
+              </w:rPr>
+              <w:t>Core.</w:t>
+            </w:r>
+            <w:r>
+              <w:t xml:space="preserve"> Do the k₄ integral ∫dk₄/2π (k₄² + ω²)⁻¹ = 1/2ω by contour or by substitution.</w:t>
             </w:r>
           </w:p>
         </w:tc>
@@ -4379,7 +4961,13 @@
           </w:tcPr>
           <w:p>
             <w:r>
-              <w:t>Show that det(p̸ − m) = (p² − m²)² for the 4×4 Dirac matrices, and explain the factor −4 in the fermion V₁.</w:t>
+              <w:rPr>
+                <w:b/>
+              </w:rPr>
+              <w:t>Extension.</w:t>
+            </w:r>
+            <w:r>
+              <w:t xml:space="preserve"> Show that det(p̸ − m) = (p² − m²)² for the 4×4 Dirac matrices, and explain the factor −4 in the fermion V₁.</w:t>
             </w:r>
           </w:p>
         </w:tc>
@@ -4415,7 +5003,22 @@
           </w:tcPr>
           <w:p>
             <w:r>
-              <w:t>Compute E_c = m²c³/eℏ in V/m.</w:t>
+              <w:rPr>
+                <w:b/>
+              </w:rPr>
+              <w:t>Core.</w:t>
+            </w:r>
+            <w:r>
+              <w:t xml:space="preserve"> Compute E</w:t>
+            </w:r>
+            <w:r>
+              <w:rPr>
+                <w:vertAlign w:val="subscript"/>
+              </w:rPr>
+              <w:t>c</w:t>
+            </w:r>
+            <w:r>
+              <w:t xml:space="preserve"> = m²c³/eℏ in V/m.</w:t>
             </w:r>
           </w:p>
         </w:tc>
@@ -4453,7 +5056,31 @@
           </w:tcPr>
           <w:p>
             <w:r>
-              <w:t>Show that the Euler–Heisenberg ratio to Maxwell is (α/45π)(E/E_c)², and evaluate it at E = E_c.</w:t>
+              <w:rPr>
+                <w:b/>
+              </w:rPr>
+              <w:t>Extension.</w:t>
+            </w:r>
+            <w:r>
+              <w:t xml:space="preserve"> Show that the Euler–Heisenberg ratio to Maxwell is (α/45π)(E/E</w:t>
+            </w:r>
+            <w:r>
+              <w:rPr>
+                <w:vertAlign w:val="subscript"/>
+              </w:rPr>
+              <w:t>c</w:t>
+            </w:r>
+            <w:r>
+              <w:t>)², and evaluate it at E = E</w:t>
+            </w:r>
+            <w:r>
+              <w:rPr>
+                <w:vertAlign w:val="subscript"/>
+              </w:rPr>
+              <w:t>c</w:t>
+            </w:r>
+            <w:r>
+              <w:t>.</w:t>
             </w:r>
           </w:p>
         </w:tc>
@@ -4489,7 +5116,13 @@
           </w:tcPr>
           <w:p>
             <w:r>
-              <w:t>Why does the photon tadpole vanish in QED?</w:t>
+              <w:rPr>
+                <w:b/>
+              </w:rPr>
+              <w:t>Extension.</w:t>
+            </w:r>
+            <w:r>
+              <w:t xml:space="preserve"> Why does the photon tadpole vanish in QED?</w:t>
             </w:r>
           </w:p>
         </w:tc>
@@ -4527,7 +5160,22 @@
           </w:tcPr>
           <w:p>
             <w:r>
-              <w:t>Challenge: for V = λφ⁴/4!, write M² and the one-loop V_eff, and explain why its φ⁴ log φ² term cannot be absorbed into the original λ.</w:t>
+              <w:rPr>
+                <w:b/>
+              </w:rPr>
+              <w:t>Challenge.</w:t>
+            </w:r>
+            <w:r>
+              <w:t xml:space="preserve"> For V = λφ⁴/4!, write M² and the one-loop V</w:t>
+            </w:r>
+            <w:r>
+              <w:rPr>
+                <w:vertAlign w:val="subscript"/>
+              </w:rPr>
+              <w:t>eff</w:t>
+            </w:r>
+            <w:r>
+              <w:t>, and explain why its φ⁴ log φ² term cannot be absorbed into the original λ.</w:t>
             </w:r>
           </w:p>
         </w:tc>
@@ -4539,6 +5187,14 @@
       </w:pPr>
       <w:r>
         <w:t>Solutions</w:t>
+      </w:r>
+    </w:p>
+    <w:p>
+      <w:r>
+        <w:rPr>
+          <w:i/>
+        </w:rPr>
+        <w:t>Attempt each exercise before reading its solution. If you are stuck, read only the first sentence of the solution, then try again.</w:t>
       </w:r>
     </w:p>
     <w:p>
@@ -4580,7 +5236,25 @@
         <w:t xml:space="preserve"> </w:t>
       </w:r>
       <w:r>
-        <w:t>φ = W′ = j/a, so j = aφ, and Γ = j²/2a − jφ = −aφ²/2. Then Γ′ = −aφ = −j. This toy has weight e^{−ax²/2 + jx} with no factors of i, so Γ comes out as the exponent −aφ²/2 itself, which is minus the Euclidean action. With the course's e^{iS} weight, Γ = +S, as in Worked example 1.</w:t>
+        <w:t>φ = W′ = j/a, so j = aφ, and Γ = j²/2a − jφ = −aφ²/2. Then Γ′ = −aφ = −j. This toy has weight e</w:t>
+      </w:r>
+      <w:r>
+        <w:rPr>
+          <w:vertAlign w:val="superscript"/>
+        </w:rPr>
+        <w:t>−ax²/2 + jx</w:t>
+      </w:r>
+      <w:r>
+        <w:t xml:space="preserve"> with no factors of i, so Γ comes out as the exponent −aφ²/2 itself, which is minus the Euclidean action. With the course's e</w:t>
+      </w:r>
+      <w:r>
+        <w:rPr>
+          <w:vertAlign w:val="superscript"/>
+        </w:rPr>
+        <w:t>iS</w:t>
+      </w:r>
+      <w:r>
+        <w:t xml:space="preserve"> weight, Γ = +S, as in Worked example 1.</w:t>
       </w:r>
     </w:p>
     <w:p>
@@ -4636,7 +5310,43 @@
         <w:t xml:space="preserve"> </w:t>
       </w:r>
       <w:r>
-        <w:t>Differentiate ∫W⁽²⁾_{xy}(−Γ⁽²⁾_{yz}) = δ_{xz} with respect to J_w. This gives W⁽³⁾Γ⁽²⁾ + W⁽²⁾Γ⁽³⁾W⁽²⁾ = 0, using δ/δJ = W⁽²⁾δ/δφ. Multiply by (Γ⁽²⁾)⁻¹ = −W⁽²⁾.</w:t>
+        <w:t>Differentiate ∫W⁽²⁾</w:t>
+      </w:r>
+      <w:r>
+        <w:rPr>
+          <w:vertAlign w:val="subscript"/>
+        </w:rPr>
+        <w:t>xy</w:t>
+      </w:r>
+      <w:r>
+        <w:t>(−Γ⁽²⁾</w:t>
+      </w:r>
+      <w:r>
+        <w:rPr>
+          <w:vertAlign w:val="subscript"/>
+        </w:rPr>
+        <w:t>yz</w:t>
+      </w:r>
+      <w:r>
+        <w:t>) = δ</w:t>
+      </w:r>
+      <w:r>
+        <w:rPr>
+          <w:vertAlign w:val="subscript"/>
+        </w:rPr>
+        <w:t>xz</w:t>
+      </w:r>
+      <w:r>
+        <w:t xml:space="preserve"> with respect to J</w:t>
+      </w:r>
+      <w:r>
+        <w:rPr>
+          <w:vertAlign w:val="subscript"/>
+        </w:rPr>
+        <w:t>w</w:t>
+      </w:r>
+      <w:r>
+        <w:t>. This gives W⁽³⁾Γ⁽²⁾ + W⁽²⁾Γ⁽³⁾W⁽²⁾ = 0, using δ/δJ = W⁽²⁾δ/δφ. Multiply by (Γ⁽²⁾)⁻¹ = −W⁽²⁾.</w:t>
       </w:r>
     </w:p>
     <w:p>
@@ -4664,7 +5374,16 @@
         <w:t xml:space="preserve"> </w:t>
       </w:r>
       <w:r>
-        <w:t>Each of the I lines gives ℏ and each of the V vertices 1/ℏ, a total ℏ^{I−V}. Euler's relation for a connected graph gives L = I − V + 1.</w:t>
+        <w:t>Each of the I lines gives ℏ and each of the V vertices 1/ℏ, a total ℏ</w:t>
+      </w:r>
+      <w:r>
+        <w:rPr>
+          <w:vertAlign w:val="superscript"/>
+        </w:rPr>
+        <w:t>I−V</w:t>
+      </w:r>
+      <w:r>
+        <w:t>. Euler's relation for a connected graph gives L = I − V + 1.</w:t>
       </w:r>
     </w:p>
     <w:p>
@@ -4734,7 +5453,34 @@
         <w:t xml:space="preserve"> </w:t>
       </w:r>
       <w:r>
-        <w:t>From Worked example 4, the ratio is (4α²/45)(E/E_c)²/(4πα) = (α/45π)(E/E_c)². At E = E_c it is 5.2×10⁻⁵. Even there the nonlinearity is small, but the imaginary part of Lesson 86 is no longer negligible.</w:t>
+        <w:t>From Worked example 4, the ratio is (4α²/45)(E/E</w:t>
+      </w:r>
+      <w:r>
+        <w:rPr>
+          <w:vertAlign w:val="subscript"/>
+        </w:rPr>
+        <w:t>c</w:t>
+      </w:r>
+      <w:r>
+        <w:t>)²/(4πα) = (α/45π)(E/E</w:t>
+      </w:r>
+      <w:r>
+        <w:rPr>
+          <w:vertAlign w:val="subscript"/>
+        </w:rPr>
+        <w:t>c</w:t>
+      </w:r>
+      <w:r>
+        <w:t>)². At E = E</w:t>
+      </w:r>
+      <w:r>
+        <w:rPr>
+          <w:vertAlign w:val="subscript"/>
+        </w:rPr>
+        <w:t>c</w:t>
+      </w:r>
+      <w:r>
+        <w:t xml:space="preserve"> it is 5.2×10⁻⁵. Even there the nonlinearity is small, but the imaginary part of Lesson 86 is no longer negligible.</w:t>
       </w:r>
     </w:p>
     <w:p>
@@ -4770,55 +5516,12 @@
         <w:pStyle w:val="Heading2"/>
       </w:pPr>
       <w:r>
-        <w:t>Mastery checklist</w:t>
+        <w:t>Mastery check</w:t>
       </w:r>
     </w:p>
     <w:p>
-      <w:pPr>
-        <w:pStyle w:val="ListBullet"/>
-      </w:pPr>
       <w:r>
-        <w:t>I can define Γ as a Legendre transform and derive δΓ/δφ = −J.</w:t>
-      </w:r>
-    </w:p>
-    <w:p>
-      <w:pPr>
-        <w:pStyle w:val="ListBullet"/>
-      </w:pPr>
-      <w:r>
-        <w:t>I can show Γ = S for a free field and Γ⁽²⁾ = K − Σ with interactions.</w:t>
-      </w:r>
-    </w:p>
-    <w:p>
-      <w:pPr>
-        <w:pStyle w:val="ListBullet"/>
-      </w:pPr>
-      <w:r>
-        <w:t>I can explain why derivatives of Γ are 1PI vertices and why correlators are trees of them.</w:t>
-      </w:r>
-    </w:p>
-    <w:p>
-      <w:pPr>
-        <w:pStyle w:val="ListBullet"/>
-      </w:pPr>
-      <w:r>
-        <w:t>I can derive the one-loop effective action and interpret it as the zero-point energy of fluctuations.</w:t>
-      </w:r>
-    </w:p>
-    <w:p>
-      <w:pPr>
-        <w:pStyle w:val="ListBullet"/>
-      </w:pPr>
-      <w:r>
-        <w:t>I can write Γ[A] for QED and identify vacuum polarization and the Euler–Heisenberg term.</w:t>
-      </w:r>
-    </w:p>
-    <w:p>
-      <w:pPr>
-        <w:pStyle w:val="ListBullet"/>
-      </w:pPr>
-      <w:r>
-        <w:t>I can estimate the size of nonlinear vacuum effects in terms of E/E_c.</w:t>
+        <w:t>Before moving on, do the Core exercises without looking at the solutions and state this lesson's main result from memory. If both go smoothly, continue; if not, reread the sections the missed exercises cite.</w:t>
       </w:r>
     </w:p>
     <w:p>
@@ -4870,7 +5573,7 @@
         <w:color w:val="5A5A5A"/>
         <w:sz w:val="16"/>
       </w:rPr>
-      <w:t>QED Course   Lesson 82</w:t>
+      <w:t>A QED Course   Lesson 82</w:t>
     </w:r>
   </w:p>
 </w:hdr>
